--- a/shablonlar/chora/ogohlantirish_tartib.docx
+++ b/shablonlar/chora/ogohlantirish_tartib.docx
@@ -1618,7 +1618,7 @@
           <w:i/>
           <w:lang w:val="uz-Cyrl-UZ"/>
         </w:rPr>
-        <w:t xml:space="preserve">Asos: </w:t>
+        <w:t xml:space="preserve">Asos: {{ASOS_BOSH}}.</w:t>
       </w:r>
       <w:proofErr w:type="spellStart"/>
       <w:r>
@@ -1627,7 +1627,7 @@
           <w:i/>
           <w:lang w:val="en-US"/>
         </w:rPr>
-        <w:t>Talaba</w:t>
+        <w:t xml:space="preserve"/>
       </w:r>
       <w:r>
         <w:rPr>
@@ -1635,7 +1635,7 @@
           <w:i/>
           <w:lang w:val="en-US"/>
         </w:rPr>
-        <w:t>lar</w:t>
+        <w:t xml:space="preserve"/>
       </w:r>
       <w:proofErr w:type="spellEnd"/>
       <w:r>
@@ -1644,7 +1644,7 @@
           <w:i/>
           <w:lang w:val="en-US"/>
         </w:rPr>
-        <w:t xml:space="preserve"> </w:t>
+        <w:t xml:space="preserve"/>
       </w:r>
       <w:proofErr w:type="spellStart"/>
       <w:r>
@@ -1653,7 +1653,7 @@
           <w:i/>
           <w:lang w:val="en-US"/>
         </w:rPr>
-        <w:t>tushuntrish</w:t>
+        <w:t xml:space="preserve"/>
       </w:r>
       <w:proofErr w:type="spellEnd"/>
       <w:r>
@@ -1662,7 +1662,7 @@
           <w:i/>
           <w:lang w:val="en-US"/>
         </w:rPr>
-        <w:t xml:space="preserve"> </w:t>
+        <w:t xml:space="preserve"/>
       </w:r>
       <w:proofErr w:type="spellStart"/>
       <w:r>
@@ -1671,7 +1671,7 @@
           <w:i/>
           <w:lang w:val="en-US"/>
         </w:rPr>
-        <w:t>xati</w:t>
+        <w:t xml:space="preserve"/>
       </w:r>
       <w:proofErr w:type="spellEnd"/>
       <w:r>
@@ -1680,7 +1680,7 @@
           <w:i/>
           <w:lang w:val="en-US"/>
         </w:rPr>
-        <w:t>.</w:t>
+        <w:t xml:space="preserve"/>
       </w:r>
     </w:p>
     <w:p>
